--- a/arb/docx/016.content.docx
+++ b/arb/docx/016.content.docx
@@ -16613,683 +16613,107 @@
           <w:cs/>
           <w:lang w:val="ar_AE" w:bidi="ar_AE"/>
         </w:rPr>
-        <w:t>فطاعة الله والسلطات البشرية أمر شدد عليه كلا العهدين القديم والجديد. فأُضيفَ إلى بركات إبراهيم حين أطاع الله بتقديمه لابنه اسحق على المذبح (</w:t>
-      </w:r>
-      <w:r>
-        <w:rPr>
-          <w:rtl/>
-          <w:cs/>
-          <w:lang w:val="ar_AE" w:bidi="ar_AE"/>
-        </w:rPr>
-        <w:t>تكوين 22: 18</w:t>
-      </w:r>
-      <w:r>
-        <w:rPr>
-          <w:rtl/>
-          <w:cs/>
-          <w:lang w:val="ar_AE" w:bidi="ar_AE"/>
-        </w:rPr>
-        <w:t xml:space="preserve">؛ راجع </w:t>
-      </w:r>
-      <w:r>
-        <w:rPr>
-          <w:rtl/>
-          <w:cs/>
-          <w:lang w:val="ar_AE" w:bidi="ar_AE"/>
-        </w:rPr>
-        <w:t>26: 5</w:t>
-      </w:r>
-      <w:r>
-        <w:rPr>
-          <w:rtl/>
-          <w:cs/>
-          <w:lang w:val="ar_AE" w:bidi="ar_AE"/>
-        </w:rPr>
-        <w:t>). وواصل الله بركاته على إسرائيل بفضل أن العهد السيناوي كان مشروطًا بطاعتهم لصوته وحفظهم لعهده (</w:t>
-      </w:r>
-      <w:r>
-        <w:rPr>
-          <w:rtl/>
-          <w:cs/>
-          <w:lang w:val="ar_AE" w:bidi="ar_AE"/>
-        </w:rPr>
-        <w:t>خروج 19: 5</w:t>
-      </w:r>
-      <w:r>
-        <w:rPr>
-          <w:rtl/>
-          <w:cs/>
-          <w:lang w:val="ar_AE" w:bidi="ar_AE"/>
-        </w:rPr>
-        <w:t>). وحين كانوا على حدود كنعان لدخولها، وضع موسى أمام إسرائيل بركة ولعنة-البركة، إذا سمعوا إلى الله وأطاعوا وصاياه، واللعنة إذا لم يسمعوه ولم يطيعوه (</w:t>
-      </w:r>
-      <w:r>
-        <w:rPr>
-          <w:rtl/>
-          <w:cs/>
-          <w:lang w:val="ar_AE" w:bidi="ar_AE"/>
-        </w:rPr>
-        <w:t>تثنية 11: 22–28</w:t>
-      </w:r>
-      <w:r>
-        <w:rPr>
-          <w:rtl/>
-          <w:cs/>
-          <w:lang w:val="ar_AE" w:bidi="ar_AE"/>
-        </w:rPr>
-        <w:t>).</w:t>
-      </w:r>
-    </w:p>
-    <w:p>
-      <w:pPr>
-        <w:bidi/>
-      </w:pPr>
-      <w:r>
-        <w:rPr>
-          <w:rtl/>
-          <w:cs/>
-          <w:lang w:val="ar_AE" w:bidi="ar_AE"/>
-        </w:rPr>
-      </w:r>
-      <w:r>
-        <w:rPr>
-          <w:rtl/>
-          <w:cs/>
-          <w:lang w:val="ar_AE" w:bidi="ar_AE"/>
-        </w:rPr>
-        <w:t>ينبه سفر التثنية أن عقوبة الابن العاصي والمتمرد التأديب، في المقام الأول، من ثم الموت بالرجم إن أصر على رفض الإنصات (</w:t>
-      </w:r>
-      <w:r>
-        <w:rPr>
-          <w:rtl/>
-          <w:cs/>
-          <w:lang w:val="ar_AE" w:bidi="ar_AE"/>
-        </w:rPr>
-        <w:t>تثنية 21: 18–21</w:t>
-      </w:r>
-      <w:r>
-        <w:rPr>
-          <w:rtl/>
-          <w:cs/>
-          <w:lang w:val="ar_AE" w:bidi="ar_AE"/>
-        </w:rPr>
-        <w:t>).</w:t>
-      </w:r>
-    </w:p>
-    <w:p>
-      <w:pPr>
-        <w:bidi/>
-      </w:pPr>
-      <w:r>
-        <w:rPr>
-          <w:rtl/>
-          <w:cs/>
-          <w:lang w:val="ar_AE" w:bidi="ar_AE"/>
-        </w:rPr>
-      </w:r>
-      <w:r>
-        <w:rPr>
-          <w:rtl/>
-          <w:cs/>
-          <w:lang w:val="ar_AE" w:bidi="ar_AE"/>
-        </w:rPr>
-        <w:t>يتمثل أحد الأدلة على أن الإنسان يكون ابنًا لله في طاعته المستمرة لوصايا الله (</w:t>
-      </w:r>
-      <w:r>
-        <w:rPr>
-          <w:rtl/>
-          <w:cs/>
-          <w:lang w:val="ar_AE" w:bidi="ar_AE"/>
-        </w:rPr>
-        <w:t>1 يوحنا 2: 3–5</w:t>
-      </w:r>
-      <w:r>
-        <w:rPr>
-          <w:rtl/>
-          <w:cs/>
-          <w:lang w:val="ar_AE" w:bidi="ar_AE"/>
-        </w:rPr>
-        <w:t>). فقد قال الرب يسوع إن الذي يحبه سيحفظ وصاياه (</w:t>
-      </w:r>
-      <w:r>
-        <w:rPr>
-          <w:rtl/>
-          <w:cs/>
-          <w:lang w:val="ar_AE" w:bidi="ar_AE"/>
-        </w:rPr>
-        <w:t>يوحنا 14: 15</w:t>
-      </w:r>
-      <w:r>
-        <w:rPr>
-          <w:rtl/>
-          <w:cs/>
-          <w:lang w:val="ar_AE" w:bidi="ar_AE"/>
-        </w:rPr>
-        <w:t>). وبطرس، متحدثًا عن المؤمنين، يدعوهم "أولاد الطاعة" (</w:t>
-      </w:r>
-      <w:r>
-        <w:rPr>
-          <w:rtl/>
-          <w:cs/>
-          <w:lang w:val="ar_AE" w:bidi="ar_AE"/>
-        </w:rPr>
-        <w:t>1 بطرس 1: 14</w:t>
-      </w:r>
-      <w:r>
-        <w:rPr>
-          <w:rtl/>
-          <w:cs/>
-          <w:lang w:val="ar_AE" w:bidi="ar_AE"/>
-        </w:rPr>
-        <w:t xml:space="preserve">؛ انظر أيضًا </w:t>
-      </w:r>
-      <w:r>
-        <w:rPr>
-          <w:rtl/>
-          <w:cs/>
-          <w:lang w:val="ar_AE" w:bidi="ar_AE"/>
-        </w:rPr>
-        <w:t>عبرانيين 5: 9</w:t>
-      </w:r>
-      <w:r>
-        <w:rPr>
-          <w:rtl/>
-          <w:cs/>
-          <w:lang w:val="ar_AE" w:bidi="ar_AE"/>
-        </w:rPr>
-        <w:t xml:space="preserve">؛ </w:t>
-      </w:r>
-      <w:r>
-        <w:rPr>
-          <w:rtl/>
-          <w:cs/>
-          <w:lang w:val="ar_AE" w:bidi="ar_AE"/>
-        </w:rPr>
-        <w:t>11: 8</w:t>
-      </w:r>
-      <w:r>
-        <w:rPr>
-          <w:rtl/>
-          <w:cs/>
-          <w:lang w:val="ar_AE" w:bidi="ar_AE"/>
-        </w:rPr>
-        <w:t>).</w:t>
-      </w:r>
-    </w:p>
-    <w:p>
-      <w:pPr>
-        <w:bidi/>
-      </w:pPr>
-      <w:r>
-        <w:rPr>
-          <w:rtl/>
-          <w:cs/>
-          <w:lang w:val="ar_AE" w:bidi="ar_AE"/>
-        </w:rPr>
-      </w:r>
-      <w:r>
-        <w:rPr>
-          <w:rtl/>
-          <w:cs/>
-          <w:lang w:val="ar_AE" w:bidi="ar_AE"/>
-        </w:rPr>
-        <w:t>وعلى المؤمنين تقديم الطاعة لطائفة من الناس: المؤمنون لله (</w:t>
-      </w:r>
-      <w:r>
-        <w:rPr>
-          <w:rtl/>
-          <w:cs/>
-          <w:lang w:val="ar_AE" w:bidi="ar_AE"/>
-        </w:rPr>
-        <w:t>يوحنا 14: 21–24</w:t>
-      </w:r>
-      <w:r>
-        <w:rPr>
-          <w:rtl/>
-          <w:cs/>
-          <w:lang w:val="ar_AE" w:bidi="ar_AE"/>
-        </w:rPr>
-        <w:t xml:space="preserve">؛ </w:t>
-      </w:r>
-      <w:r>
-        <w:rPr>
-          <w:rtl/>
-          <w:cs/>
-          <w:lang w:val="ar_AE" w:bidi="ar_AE"/>
-        </w:rPr>
-        <w:t>15: 10</w:t>
-      </w:r>
-      <w:r>
-        <w:rPr>
-          <w:rtl/>
-          <w:cs/>
-          <w:lang w:val="ar_AE" w:bidi="ar_AE"/>
-        </w:rPr>
-        <w:t>)، والزوجات لأزواجهن (</w:t>
-      </w:r>
-      <w:r>
-        <w:rPr>
-          <w:rtl/>
-          <w:cs/>
-          <w:lang w:val="ar_AE" w:bidi="ar_AE"/>
-        </w:rPr>
-        <w:t>أفسس 5: 22–24</w:t>
-      </w:r>
-      <w:r>
-        <w:rPr>
-          <w:rtl/>
-          <w:cs/>
-          <w:lang w:val="ar_AE" w:bidi="ar_AE"/>
-        </w:rPr>
-        <w:t xml:space="preserve">؛ </w:t>
-      </w:r>
-      <w:r>
-        <w:rPr>
-          <w:rtl/>
-          <w:cs/>
-          <w:lang w:val="ar_AE" w:bidi="ar_AE"/>
-        </w:rPr>
-        <w:t>كولوسي 3: 18</w:t>
-      </w:r>
-      <w:r>
-        <w:rPr>
-          <w:rtl/>
-          <w:cs/>
-          <w:lang w:val="ar_AE" w:bidi="ar_AE"/>
-        </w:rPr>
-        <w:t xml:space="preserve">؛ </w:t>
-      </w:r>
-      <w:r>
-        <w:rPr>
-          <w:rtl/>
-          <w:cs/>
-          <w:lang w:val="ar_AE" w:bidi="ar_AE"/>
-        </w:rPr>
-        <w:t>تيطس 2: 5</w:t>
-      </w:r>
-      <w:r>
-        <w:rPr>
-          <w:rtl/>
-          <w:cs/>
-          <w:lang w:val="ar_AE" w:bidi="ar_AE"/>
-        </w:rPr>
-        <w:t xml:space="preserve">؛ </w:t>
-      </w:r>
-      <w:r>
-        <w:rPr>
-          <w:rtl/>
-          <w:cs/>
-          <w:lang w:val="ar_AE" w:bidi="ar_AE"/>
-        </w:rPr>
-        <w:t>1 بطرس 3: 1، 5</w:t>
-      </w:r>
-      <w:r>
-        <w:rPr>
-          <w:rtl/>
-          <w:cs/>
-          <w:lang w:val="ar_AE" w:bidi="ar_AE"/>
-        </w:rPr>
-        <w:t>)، والأبناء لأبائهم وأمهاتهم (</w:t>
-      </w:r>
-      <w:r>
-        <w:rPr>
-          <w:rtl/>
-          <w:cs/>
-          <w:lang w:val="ar_AE" w:bidi="ar_AE"/>
-        </w:rPr>
-        <w:t>أفسس 6: 1</w:t>
-      </w:r>
-      <w:r>
-        <w:rPr>
-          <w:rtl/>
-          <w:cs/>
-          <w:lang w:val="ar_AE" w:bidi="ar_AE"/>
-        </w:rPr>
-        <w:t xml:space="preserve">؛ </w:t>
-      </w:r>
-      <w:r>
-        <w:rPr>
-          <w:rtl/>
-          <w:cs/>
-          <w:lang w:val="ar_AE" w:bidi="ar_AE"/>
-        </w:rPr>
-        <w:t>كولوسي 3: 20</w:t>
-      </w:r>
-      <w:r>
-        <w:rPr>
-          <w:rtl/>
-          <w:cs/>
-          <w:lang w:val="ar_AE" w:bidi="ar_AE"/>
-        </w:rPr>
-        <w:t>)، والمواطنون للسلطات (</w:t>
-      </w:r>
-      <w:r>
-        <w:rPr>
-          <w:rtl/>
-          <w:cs/>
-          <w:lang w:val="ar_AE" w:bidi="ar_AE"/>
-        </w:rPr>
-        <w:t>رومية 13: 1–7</w:t>
-      </w:r>
-      <w:r>
-        <w:rPr>
-          <w:rtl/>
-          <w:cs/>
-          <w:lang w:val="ar_AE" w:bidi="ar_AE"/>
-        </w:rPr>
-        <w:t xml:space="preserve">؛ </w:t>
-      </w:r>
-      <w:r>
-        <w:rPr>
-          <w:rtl/>
-          <w:cs/>
-          <w:lang w:val="ar_AE" w:bidi="ar_AE"/>
-        </w:rPr>
-        <w:t>تيطس 3: 1</w:t>
-      </w:r>
-      <w:r>
-        <w:rPr>
-          <w:rtl/>
-          <w:cs/>
-          <w:lang w:val="ar_AE" w:bidi="ar_AE"/>
-        </w:rPr>
-        <w:t xml:space="preserve">؛ </w:t>
-      </w:r>
-      <w:r>
-        <w:rPr>
-          <w:rtl/>
-          <w:cs/>
-          <w:lang w:val="ar_AE" w:bidi="ar_AE"/>
-        </w:rPr>
-        <w:t>1 بطرس 2: 13–14</w:t>
-      </w:r>
-      <w:r>
-        <w:rPr>
-          <w:rtl/>
-          <w:cs/>
-          <w:lang w:val="ar_AE" w:bidi="ar_AE"/>
-        </w:rPr>
-        <w:t>)، والعبيد لأسيادهم (</w:t>
-      </w:r>
-      <w:r>
-        <w:rPr>
-          <w:rtl/>
-          <w:cs/>
-          <w:lang w:val="ar_AE" w:bidi="ar_AE"/>
-        </w:rPr>
-        <w:t>أفسس 6: 5</w:t>
-      </w:r>
-      <w:r>
-        <w:rPr>
-          <w:rtl/>
-          <w:cs/>
-          <w:lang w:val="ar_AE" w:bidi="ar_AE"/>
-        </w:rPr>
-        <w:t xml:space="preserve">؛ </w:t>
-      </w:r>
-      <w:r>
-        <w:rPr>
-          <w:rtl/>
-          <w:cs/>
-          <w:lang w:val="ar_AE" w:bidi="ar_AE"/>
-        </w:rPr>
-        <w:t>كولوسي 3: 22</w:t>
-      </w:r>
-      <w:r>
-        <w:rPr>
-          <w:rtl/>
-          <w:cs/>
-          <w:lang w:val="ar_AE" w:bidi="ar_AE"/>
-        </w:rPr>
-        <w:t xml:space="preserve">؛ </w:t>
-      </w:r>
-      <w:r>
-        <w:rPr>
-          <w:rtl/>
-          <w:cs/>
-          <w:lang w:val="ar_AE" w:bidi="ar_AE"/>
-        </w:rPr>
-        <w:t>تيطس 2: 9</w:t>
-      </w:r>
-      <w:r>
-        <w:rPr>
-          <w:rtl/>
-          <w:cs/>
-          <w:lang w:val="ar_AE" w:bidi="ar_AE"/>
-        </w:rPr>
-        <w:t xml:space="preserve">؛ </w:t>
-      </w:r>
-      <w:r>
-        <w:rPr>
-          <w:rtl/>
-          <w:cs/>
-          <w:lang w:val="ar_AE" w:bidi="ar_AE"/>
-        </w:rPr>
-        <w:t>1 بطرس 2: 18</w:t>
-      </w:r>
-      <w:r>
-        <w:rPr>
-          <w:rtl/>
-          <w:cs/>
-          <w:lang w:val="ar_AE" w:bidi="ar_AE"/>
-        </w:rPr>
-        <w:t>).</w:t>
-      </w:r>
-    </w:p>
-    <w:p>
-      <w:pPr>
-        <w:bidi/>
-      </w:pPr>
-      <w:r>
-        <w:rPr>
-          <w:rtl/>
-          <w:cs/>
-          <w:lang w:val="ar_AE" w:bidi="ar_AE"/>
-        </w:rPr>
-      </w:r>
-      <w:r>
-        <w:rPr>
-          <w:rtl/>
-          <w:cs/>
-          <w:lang w:val="ar_AE" w:bidi="ar_AE"/>
-        </w:rPr>
-        <w:t>مع ذلك، بالرغم من التشديد القوي للكتاب المقدس على الطاعة، فتلك الطاعة لم تمثل قط كأساس للتبرير أمام الله. فبولس يصرح أن الخلاص عطية من الله يثمر أعمالًا صالحة (</w:t>
-      </w:r>
-      <w:r>
-        <w:rPr>
-          <w:rtl/>
-          <w:cs/>
-          <w:lang w:val="ar_AE" w:bidi="ar_AE"/>
-        </w:rPr>
-        <w:t>أفسس 2: 8–10</w:t>
-      </w:r>
-      <w:r>
-        <w:rPr>
-          <w:rtl/>
-          <w:cs/>
-          <w:lang w:val="ar_AE" w:bidi="ar_AE"/>
-        </w:rPr>
-        <w:t>). وكذلك يعقوب تحدث عن أعمال الطاعة النابعة من الإيمان (</w:t>
-      </w:r>
-      <w:r>
-        <w:rPr>
-          <w:rtl/>
-          <w:cs/>
-          <w:lang w:val="ar_AE" w:bidi="ar_AE"/>
-        </w:rPr>
-        <w:t>يعقوب 2: 14–26</w:t>
-      </w:r>
-      <w:r>
-        <w:rPr>
-          <w:rtl/>
-          <w:cs/>
-          <w:lang w:val="ar_AE" w:bidi="ar_AE"/>
-        </w:rPr>
-        <w:t>).</w:t>
-      </w:r>
-    </w:p>
-    <w:p>
-      <w:pPr>
-        <w:bidi/>
-      </w:pPr>
-      <w:r>
-        <w:rPr>
-          <w:rtl/>
-          <w:cs/>
-          <w:lang w:val="ar_AE" w:bidi="ar_AE"/>
-        </w:rPr>
-      </w:r>
-      <w:r>
-        <w:rPr>
-          <w:rtl/>
-          <w:cs/>
-          <w:lang w:val="ar_AE" w:bidi="ar_AE"/>
-        </w:rPr>
-        <w:t>والرب يسوع نفسه، في ليلة الغدر به، شدد بتكراره أن محبته تقاس بطاعة وصاياه (</w:t>
-      </w:r>
-      <w:r>
-        <w:rPr>
-          <w:rtl/>
-          <w:cs/>
-          <w:lang w:val="ar_AE" w:bidi="ar_AE"/>
-        </w:rPr>
-        <w:t>يوحنا 14: 15، 21، 23–24</w:t>
-      </w:r>
-      <w:r>
-        <w:rPr>
-          <w:rtl/>
-          <w:cs/>
-          <w:lang w:val="ar_AE" w:bidi="ar_AE"/>
-        </w:rPr>
-        <w:t xml:space="preserve">؛ </w:t>
-      </w:r>
-      <w:r>
-        <w:rPr>
-          <w:rtl/>
-          <w:cs/>
-          <w:lang w:val="ar_AE" w:bidi="ar_AE"/>
-        </w:rPr>
-        <w:t>15: 10</w:t>
-      </w:r>
-      <w:r>
-        <w:rPr>
-          <w:rtl/>
-          <w:cs/>
-          <w:lang w:val="ar_AE" w:bidi="ar_AE"/>
-        </w:rPr>
-        <w:t>). فقد أوضح هذا بقوله إن محبته للآب تجلت بطاعته لوصايا الآب (</w:t>
-      </w:r>
-      <w:r>
-        <w:rPr>
-          <w:rtl/>
-          <w:cs/>
-          <w:lang w:val="ar_AE" w:bidi="ar_AE"/>
-        </w:rPr>
-        <w:t>14: 31</w:t>
-      </w:r>
-      <w:r>
-        <w:rPr>
-          <w:rtl/>
-          <w:cs/>
-          <w:lang w:val="ar_AE" w:bidi="ar_AE"/>
-        </w:rPr>
-        <w:t>). وقد ذكر الكتاب المقدس كثيرين الذي طاعتهم لله أثمرها إيمانهم به ومحبتهم له (</w:t>
-      </w:r>
-      <w:r>
-        <w:rPr>
-          <w:rtl/>
-          <w:cs/>
-          <w:lang w:val="ar_AE" w:bidi="ar_AE"/>
-        </w:rPr>
-        <w:t>عبرانيين 11</w:t>
-      </w:r>
-      <w:r>
-        <w:rPr>
-          <w:rtl/>
-          <w:cs/>
-          <w:lang w:val="ar_AE" w:bidi="ar_AE"/>
-        </w:rPr>
-        <w:t xml:space="preserve">). على سبيل المثال، بِٱلْإِيمَانِ قَدَّمَ هَابِيلُ لِلهِ ذَبِيحَةً أَفْضَلَ (آية </w:t>
-      </w:r>
-      <w:r>
-        <w:rPr>
-          <w:rtl/>
-          <w:cs/>
-          <w:lang w:val="ar_AE" w:bidi="ar_AE"/>
-        </w:rPr>
-        <w:t>4</w:t>
-      </w:r>
-      <w:r>
-        <w:rPr>
-          <w:rtl/>
-          <w:cs/>
-          <w:lang w:val="ar_AE" w:bidi="ar_AE"/>
-        </w:rPr>
-        <w:t xml:space="preserve">)؛ نوح آمن بكلمة الله وبنى فُلكًا (آية </w:t>
-      </w:r>
-      <w:r>
-        <w:rPr>
-          <w:rtl/>
-          <w:cs/>
-          <w:lang w:val="ar_AE" w:bidi="ar_AE"/>
-        </w:rPr>
-        <w:t>7</w:t>
-      </w:r>
-      <w:r>
-        <w:rPr>
-          <w:rtl/>
-          <w:cs/>
-          <w:lang w:val="ar_AE" w:bidi="ar_AE"/>
-        </w:rPr>
-        <w:t xml:space="preserve">)؛ بالإيمان ترك إبراهيم أور كما أمره الله، وهو لا يعلم إلى أين يتجه (آية </w:t>
-      </w:r>
-      <w:r>
-        <w:rPr>
-          <w:rtl/>
-          <w:cs/>
-          <w:lang w:val="ar_AE" w:bidi="ar_AE"/>
-        </w:rPr>
-        <w:t>8</w:t>
-      </w:r>
-      <w:r>
-        <w:rPr>
-          <w:rtl/>
-          <w:cs/>
-          <w:lang w:val="ar_AE" w:bidi="ar_AE"/>
-        </w:rPr>
-        <w:t xml:space="preserve">)؛ بِٱلْإِيمَانِ مُوسَى لَمَّا كَبِرَ أَبَى أَنْ يُدْعَى ٱبْنَ ٱبْنَةِ فِرْعَوْنَ، مُفَضِّلًا بِٱلْأَحْرَى أَنْ يُذَلَّ مَعَ شَعْبِ ٱللهِ (مقطع </w:t>
-      </w:r>
-      <w:r>
-        <w:rPr>
-          <w:rtl/>
-          <w:cs/>
-          <w:lang w:val="ar_AE" w:bidi="ar_AE"/>
-        </w:rPr>
-        <w:t>24–25</w:t>
-      </w:r>
-      <w:r>
-        <w:rPr>
-          <w:rtl/>
-          <w:cs/>
-          <w:lang w:val="ar_AE" w:bidi="ar_AE"/>
-        </w:rPr>
-        <w:t>). إن أعظم مثال على الطاعة القائمة على الإيمان بالله هو الرب يسوع المسيح نفسه. فقد "أَخْلَى نَفْسَهُ، آخِذًا صُورَةَ عَبْدٍ، صَائِرًا فِي شِبْهِ ٱلنَّاسِ. وَإِذْ وُجِدَ فِي ٱلْهَيْئَةِ كَإِنْسَانٍ، وَضَعَ نَفْسَهُ، وَأَطَاعَ حَتَّى ٱلْمَوْتِ، مَوْتِ ٱلصَّلِيبِ" (</w:t>
-      </w:r>
-      <w:r>
-        <w:rPr>
-          <w:rtl/>
-          <w:cs/>
-          <w:lang w:val="ar_AE" w:bidi="ar_AE"/>
-        </w:rPr>
-        <w:t>فيلبي 2: 7–8</w:t>
-      </w:r>
-      <w:r>
-        <w:rPr>
-          <w:rtl/>
-          <w:cs/>
-          <w:lang w:val="ar_AE" w:bidi="ar_AE"/>
-        </w:rPr>
-        <w:t>).</w:t>
+        <w:t>فطاعة الله والسلطات البشرية أمر شدد عليه كلا العهدين القديم والجديد. فأُضيفَ إلى بركات إبراهيم حين أطاع الله بتقديمه لابنه اسحق على المذبح (تكوين 22: 18؛ راجع 26: 5). وواصل الله بركاته على إسرائيل بفضل أن العهد السيناوي كان مشروطًا بطاعتهم لصوته وحفظهم لعهده (خروج 19: 5). وحين كانوا على حدود كنعان لدخولها، وضع موسى أمام إسرائيل بركة ولعنة-البركة، إذا سمعوا إلى الله وأطاعوا وصاياه، واللعنة إذا لم يسمعوه ولم يطيعوه (تثنية 11: 22–28).</w:t>
+      </w:r>
+    </w:p>
+    <w:p>
+      <w:pPr>
+        <w:bidi/>
+      </w:pPr>
+      <w:r>
+        <w:rPr>
+          <w:rtl/>
+          <w:cs/>
+          <w:lang w:val="ar_AE" w:bidi="ar_AE"/>
+        </w:rPr>
+      </w:r>
+      <w:r>
+        <w:rPr>
+          <w:rtl/>
+          <w:cs/>
+          <w:lang w:val="ar_AE" w:bidi="ar_AE"/>
+        </w:rPr>
+        <w:t>ينبه سفر التثنية أن عقوبة الابن العاصي والمتمرد التأديب، في المقام الأول، من ثم الموت بالرجم إن أصر على رفض الإنصات (تثنية 21: 18–21).</w:t>
+      </w:r>
+    </w:p>
+    <w:p>
+      <w:pPr>
+        <w:bidi/>
+      </w:pPr>
+      <w:r>
+        <w:rPr>
+          <w:rtl/>
+          <w:cs/>
+          <w:lang w:val="ar_AE" w:bidi="ar_AE"/>
+        </w:rPr>
+      </w:r>
+      <w:r>
+        <w:rPr>
+          <w:rtl/>
+          <w:cs/>
+          <w:lang w:val="ar_AE" w:bidi="ar_AE"/>
+        </w:rPr>
+        <w:t>يتمثل أحد الأدلة على أن الإنسان يكون ابنًا لله في طاعته المستمرة لوصايا الله (1 يوحنا 2: 3–5). فقد قال الرب يسوع إن الذي يحبه سيحفظ وصاياه (يوحنا 14: 15). وبطرس، متحدثًا عن المؤمنين، يدعوهم "أولاد الطاعة" (1 بطرس 1: 14؛ انظر أيضًا عبرانيين 5: 9؛ 11: 8).</w:t>
+      </w:r>
+    </w:p>
+    <w:p>
+      <w:pPr>
+        <w:bidi/>
+      </w:pPr>
+      <w:r>
+        <w:rPr>
+          <w:rtl/>
+          <w:cs/>
+          <w:lang w:val="ar_AE" w:bidi="ar_AE"/>
+        </w:rPr>
+      </w:r>
+      <w:r>
+        <w:rPr>
+          <w:rtl/>
+          <w:cs/>
+          <w:lang w:val="ar_AE" w:bidi="ar_AE"/>
+        </w:rPr>
+        <w:t>وعلى المؤمنين تقديم الطاعة لطائفة من الناس: المؤمنون لله (يوحنا 14: 21–24؛ 15: 10)، والزوجات لأزواجهن (أفسس 5: 22–24؛ كولوسي 3: 18؛ تيطس 2: 5؛ 1 بطرس 3: 1، 5)، والأبناء لأبائهم وأمهاتهم (أفسس 6: 1؛ كولوسي 3: 20)، والمواطنون للسلطات (رومية 13: 1–7؛ تيطس 3: 1؛ 1 بطرس 2: 13–14)، والعبيد لأسيادهم (أفسس 6: 5؛ كولوسي 3: 22؛ تيطس 2: 9؛ 1 بطرس 2: 18).</w:t>
+      </w:r>
+    </w:p>
+    <w:p>
+      <w:pPr>
+        <w:bidi/>
+      </w:pPr>
+      <w:r>
+        <w:rPr>
+          <w:rtl/>
+          <w:cs/>
+          <w:lang w:val="ar_AE" w:bidi="ar_AE"/>
+        </w:rPr>
+      </w:r>
+      <w:r>
+        <w:rPr>
+          <w:rtl/>
+          <w:cs/>
+          <w:lang w:val="ar_AE" w:bidi="ar_AE"/>
+        </w:rPr>
+        <w:t>مع ذلك، بالرغم من التشديد القوي للكتاب المقدس على الطاعة، فتلك الطاعة لم تمثل قط كأساس للتبرير أمام الله. فبولس يصرح أن الخلاص عطية من الله يثمر أعمالًا صالحة (أفسس 2: 8–10). وكذلك يعقوب تحدث عن أعمال الطاعة النابعة من الإيمان (يعقوب 2: 14–26).</w:t>
+      </w:r>
+    </w:p>
+    <w:p>
+      <w:pPr>
+        <w:bidi/>
+      </w:pPr>
+      <w:r>
+        <w:rPr>
+          <w:rtl/>
+          <w:cs/>
+          <w:lang w:val="ar_AE" w:bidi="ar_AE"/>
+        </w:rPr>
+      </w:r>
+      <w:r>
+        <w:rPr>
+          <w:rtl/>
+          <w:cs/>
+          <w:lang w:val="ar_AE" w:bidi="ar_AE"/>
+        </w:rPr>
+        <w:t>والرب يسوع نفسه، في ليلة الغدر به، شدد بتكراره أن محبته تقاس بطاعة وصاياه (يوحنا 14: 15، 21، 23–24؛ 15: 10). فقد أوضح هذا بقوله إن محبته للآب تجلت بطاعته لوصايا الآب (14: 31). وقد ذكر الكتاب المقدس كثيرين الذي طاعتهم لله أثمرها إيمانهم به ومحبتهم له (عبرانيين 11). على سبيل المثال، بِٱلْإِيمَانِ قَدَّمَ هَابِيلُ لِلهِ ذَبِيحَةً أَفْضَلَ (آية 4)؛ نوح آمن بكلمة الله وبنى فُلكًا (آية 7)؛ بالإيمان ترك إبراهيم أور كما أمره الله، وهو لا يعلم إلى أين يتجه (آية 8)؛ بِٱلْإِيمَانِ مُوسَى لَمَّا كَبِرَ أَبَى أَنْ يُدْعَى ٱبْنَ ٱبْنَةِ فِرْعَوْنَ، مُفَضِّلًا بِٱلْأَحْرَى أَنْ يُذَلَّ مَعَ شَعْبِ ٱللهِ (مقطع 24–25). إن أعظم مثال على الطاعة القائمة على الإيمان بالله هو الرب يسوع المسيح نفسه. فقد "أَخْلَى نَفْسَهُ، آخِذًا صُورَةَ عَبْدٍ، صَائِرًا فِي شِبْهِ ٱلنَّاسِ. وَإِذْ وُجِدَ فِي ٱلْهَيْئَةِ كَإِنْسَانٍ، وَضَعَ نَفْسَهُ، وَأَطَاعَ حَتَّى ٱلْمَوْتِ، مَوْتِ ٱلصَّلِيبِ" (فيلبي 2: 7–8).</w:t>
       </w:r>
       <w:r>
         <w:rPr>
@@ -25109,23 +24533,7 @@
           <w:cs/>
           <w:lang w:val="ar_AE" w:bidi="ar_AE"/>
         </w:rPr>
-        <w:t xml:space="preserve"> </w:t>
-      </w:r>
-      <w:r>
-        <w:rPr>
-          <w:rtl/>
-          <w:cs/>
-          <w:lang w:val="ar_AE" w:bidi="ar_AE"/>
-        </w:rPr>
-        <w:t>"الأدلّة العلمية على الطوفان؟"</w:t>
-      </w:r>
-      <w:r>
-        <w:rPr>
-          <w:rtl/>
-          <w:cs/>
-          <w:lang w:val="ar_AE" w:bidi="ar_AE"/>
-        </w:rPr>
-        <w:t>.</w:t>
+        <w:t xml:space="preserve"> "الأدلّة العلمية على الطوفان؟".</w:t>
       </w:r>
     </w:p>
     <w:p>
